--- a/public/templates/contrato-venda.docx
+++ b/public/templates/contrato-venda.docx
@@ -310,7 +310,7 @@
           <w:sz w:val="20"/>
           <w:szCs w:val="20"/>
         </w:rPr>
-        <w:t xml:space="preserve">Residente e domiciliado à rua: </w:t>
+        <w:t xml:space="preserve">Residente e domiciliado à </w:t>
       </w:r>
       <w:r>
         <w:rPr>
@@ -2030,7 +2030,7 @@
                 <w:b/>
                 <w:sz w:val="20"/>
               </w:rPr>
-              <w:t>BLACKOUT MOTOS</w:t>
+              <w:t xml:space="preserve"/>
             </w:r>
           </w:p>
         </w:tc>
